--- a/Development LogBook.docx
+++ b/Development LogBook.docx
@@ -44,7 +44,28 @@
           <w:sz w:val="32"/>
           <w:szCs w:val="32"/>
         </w:rPr>
-        <w:t>Date Started: January 1, 2026</w:t>
+        <w:t xml:space="preserve">Date Started: January </w:t>
+      </w:r>
+      <w:r>
+        <w:rPr>
+          <w:sz w:val="32"/>
+          <w:szCs w:val="32"/>
+        </w:rPr>
+        <w:t>2</w:t>
+      </w:r>
+      <w:r>
+        <w:rPr>
+          <w:sz w:val="32"/>
+          <w:szCs w:val="32"/>
+        </w:rPr>
+        <w:t>9</w:t>
+      </w:r>
+      <w:r>
+        <w:rPr>
+          <w:sz w:val="32"/>
+          <w:szCs w:val="32"/>
+        </w:rPr>
+        <w:t>, 2026</w:t>
       </w:r>
       <w:r>
         <w:rPr>
@@ -1763,7 +1784,6 @@
         </w:rPr>
         <w:t xml:space="preserve">Function: </w:t>
       </w:r>
-      <w:proofErr w:type="spellStart"/>
       <w:proofErr w:type="gramStart"/>
       <w:r>
         <w:rPr>
@@ -1771,16 +1791,7 @@
           <w:sz w:val="36"/>
           <w:szCs w:val="36"/>
         </w:rPr>
-        <w:t>LoadCSV</w:t>
-      </w:r>
-      <w:proofErr w:type="spellEnd"/>
-      <w:r>
-        <w:rPr>
-          <w:rFonts w:ascii="Candara Light" w:hAnsi="Candara Light"/>
-          <w:sz w:val="36"/>
-          <w:szCs w:val="36"/>
-        </w:rPr>
-        <w:t>(</w:t>
+        <w:t>LoadCSV(</w:t>
       </w:r>
       <w:proofErr w:type="gramEnd"/>
       <w:r>
@@ -1897,23 +1908,13 @@
         </w:rPr>
         <w:t>-</w:t>
       </w:r>
-      <w:proofErr w:type="spellStart"/>
-      <w:r>
-        <w:rPr>
-          <w:rFonts w:ascii="Candara Light" w:hAnsi="Candara Light"/>
-          <w:sz w:val="36"/>
-          <w:szCs w:val="36"/>
-        </w:rPr>
-        <w:t>const</w:t>
-      </w:r>
-      <w:proofErr w:type="spellEnd"/>
-      <w:r>
-        <w:rPr>
-          <w:rFonts w:ascii="Candara Light" w:hAnsi="Candara Light"/>
-          <w:sz w:val="36"/>
-          <w:szCs w:val="36"/>
-        </w:rPr>
-        <w:t xml:space="preserve"> char *filename</w:t>
+      <w:r>
+        <w:rPr>
+          <w:rFonts w:ascii="Candara Light" w:hAnsi="Candara Light"/>
+          <w:sz w:val="36"/>
+          <w:szCs w:val="36"/>
+        </w:rPr>
+        <w:t>const char *filename</w:t>
       </w:r>
     </w:p>
     <w:p>
@@ -2117,7 +2118,6 @@
         </w:rPr>
         <w:t xml:space="preserve">Function: </w:t>
       </w:r>
-      <w:proofErr w:type="spellStart"/>
       <w:proofErr w:type="gramStart"/>
       <w:r>
         <w:rPr>
@@ -2125,16 +2125,7 @@
           <w:sz w:val="36"/>
           <w:szCs w:val="36"/>
         </w:rPr>
-        <w:t>WriteReport</w:t>
-      </w:r>
-      <w:proofErr w:type="spellEnd"/>
-      <w:r>
-        <w:rPr>
-          <w:rFonts w:ascii="Candara Light" w:hAnsi="Candara Light"/>
-          <w:sz w:val="36"/>
-          <w:szCs w:val="36"/>
-        </w:rPr>
-        <w:t>(</w:t>
+        <w:t>WriteReport(</w:t>
       </w:r>
       <w:proofErr w:type="gramEnd"/>
       <w:r>
@@ -2456,7 +2447,6 @@
         </w:rPr>
         <w:t xml:space="preserve">Function: </w:t>
       </w:r>
-      <w:proofErr w:type="spellStart"/>
       <w:proofErr w:type="gramStart"/>
       <w:r>
         <w:rPr>
@@ -2464,16 +2454,7 @@
           <w:sz w:val="36"/>
           <w:szCs w:val="36"/>
         </w:rPr>
-        <w:t>WritePhaseReport</w:t>
-      </w:r>
-      <w:proofErr w:type="spellEnd"/>
-      <w:r>
-        <w:rPr>
-          <w:rFonts w:ascii="Candara Light" w:hAnsi="Candara Light"/>
-          <w:sz w:val="36"/>
-          <w:szCs w:val="36"/>
-        </w:rPr>
-        <w:t>(</w:t>
+        <w:t>WritePhaseReport(</w:t>
       </w:r>
       <w:proofErr w:type="gramEnd"/>
       <w:r>
@@ -2647,34 +2628,14 @@
         </w:rPr>
         <w:t>-</w:t>
       </w:r>
-      <w:proofErr w:type="spellStart"/>
-      <w:r>
-        <w:rPr>
-          <w:rFonts w:ascii="Candara Light" w:hAnsi="Candara Light"/>
-          <w:sz w:val="36"/>
-          <w:szCs w:val="36"/>
-        </w:rPr>
-        <w:t>const</w:t>
-      </w:r>
-      <w:proofErr w:type="spellEnd"/>
-      <w:r>
-        <w:rPr>
-          <w:rFonts w:ascii="Candara Light" w:hAnsi="Candara Light"/>
-          <w:sz w:val="36"/>
-          <w:szCs w:val="36"/>
-        </w:rPr>
-        <w:t xml:space="preserve"> char *</w:t>
-      </w:r>
-      <w:proofErr w:type="spellStart"/>
-      <w:r>
-        <w:rPr>
-          <w:rFonts w:ascii="Candara Light" w:hAnsi="Candara Light"/>
-          <w:sz w:val="36"/>
-          <w:szCs w:val="36"/>
-        </w:rPr>
-        <w:t>phaseName</w:t>
-      </w:r>
-      <w:proofErr w:type="spellEnd"/>
+      <w:r>
+        <w:rPr>
+          <w:rFonts w:ascii="Candara Light" w:hAnsi="Candara Light"/>
+          <w:sz w:val="36"/>
+          <w:szCs w:val="36"/>
+        </w:rPr>
+        <w:t>const char *phaseName</w:t>
+      </w:r>
     </w:p>
     <w:p>
       <w:pPr>
@@ -3640,16 +3601,7 @@
           <w:sz w:val="36"/>
           <w:szCs w:val="36"/>
         </w:rPr>
-        <w:t xml:space="preserve">Function: </w:t>
-      </w:r>
-      <w:proofErr w:type="spellStart"/>
-      <w:r>
-        <w:rPr>
-          <w:rFonts w:ascii="Candara Light" w:hAnsi="Candara Light"/>
-          <w:sz w:val="36"/>
-          <w:szCs w:val="36"/>
-        </w:rPr>
-        <w:t>peak_</w:t>
+        <w:t>Function: peak_</w:t>
       </w:r>
       <w:proofErr w:type="gramStart"/>
       <w:r>
@@ -3658,16 +3610,7 @@
           <w:sz w:val="36"/>
           <w:szCs w:val="36"/>
         </w:rPr>
-        <w:t>peak</w:t>
-      </w:r>
-      <w:proofErr w:type="spellEnd"/>
-      <w:r>
-        <w:rPr>
-          <w:rFonts w:ascii="Candara Light" w:hAnsi="Candara Light"/>
-          <w:sz w:val="36"/>
-          <w:szCs w:val="36"/>
-        </w:rPr>
-        <w:t>(</w:t>
+        <w:t>peak(</w:t>
       </w:r>
       <w:proofErr w:type="gramEnd"/>
       <w:r>
@@ -4120,16 +4063,7 @@
           <w:sz w:val="36"/>
           <w:szCs w:val="36"/>
         </w:rPr>
-        <w:t xml:space="preserve">Function: </w:t>
-      </w:r>
-      <w:proofErr w:type="spellStart"/>
-      <w:r>
-        <w:rPr>
-          <w:rFonts w:ascii="Candara Light" w:hAnsi="Candara Light"/>
-          <w:sz w:val="36"/>
-          <w:szCs w:val="36"/>
-        </w:rPr>
-        <w:t>count_</w:t>
+        <w:t>Function: count_</w:t>
       </w:r>
       <w:proofErr w:type="gramStart"/>
       <w:r>
@@ -4138,16 +4072,7 @@
           <w:sz w:val="36"/>
           <w:szCs w:val="36"/>
         </w:rPr>
-        <w:t>clipping</w:t>
-      </w:r>
-      <w:proofErr w:type="spellEnd"/>
-      <w:r>
-        <w:rPr>
-          <w:rFonts w:ascii="Candara Light" w:hAnsi="Candara Light"/>
-          <w:sz w:val="36"/>
-          <w:szCs w:val="36"/>
-        </w:rPr>
-        <w:t>(</w:t>
+        <w:t>clipping(</w:t>
       </w:r>
       <w:proofErr w:type="gramEnd"/>
       <w:r>
@@ -5598,16 +5523,7 @@
           <w:sz w:val="36"/>
           <w:szCs w:val="36"/>
         </w:rPr>
-        <w:t xml:space="preserve">Unit Testing Function: </w:t>
-      </w:r>
-      <w:proofErr w:type="spellStart"/>
-      <w:r>
-        <w:rPr>
-          <w:rFonts w:ascii="Candara Light" w:hAnsi="Candara Light"/>
-          <w:sz w:val="36"/>
-          <w:szCs w:val="36"/>
-        </w:rPr>
-        <w:t>peak_</w:t>
+        <w:t>Unit Testing Function: peak_</w:t>
       </w:r>
       <w:proofErr w:type="gramStart"/>
       <w:r>
@@ -5616,16 +5532,7 @@
           <w:sz w:val="36"/>
           <w:szCs w:val="36"/>
         </w:rPr>
-        <w:t>peak</w:t>
-      </w:r>
-      <w:proofErr w:type="spellEnd"/>
-      <w:r>
-        <w:rPr>
-          <w:rFonts w:ascii="Candara Light" w:hAnsi="Candara Light"/>
-          <w:sz w:val="36"/>
-          <w:szCs w:val="36"/>
-        </w:rPr>
-        <w:t>(</w:t>
+        <w:t>peak(</w:t>
       </w:r>
       <w:proofErr w:type="gramEnd"/>
       <w:r>
@@ -6118,16 +6025,7 @@
           <w:sz w:val="36"/>
           <w:szCs w:val="36"/>
         </w:rPr>
-        <w:t xml:space="preserve">Unit Testing Function: </w:t>
-      </w:r>
-      <w:proofErr w:type="spellStart"/>
-      <w:r>
-        <w:rPr>
-          <w:rFonts w:ascii="Candara Light" w:hAnsi="Candara Light"/>
-          <w:sz w:val="36"/>
-          <w:szCs w:val="36"/>
-        </w:rPr>
-        <w:t>count_</w:t>
+        <w:t>Unit Testing Function: count_</w:t>
       </w:r>
       <w:proofErr w:type="gramStart"/>
       <w:r>
@@ -6136,16 +6034,7 @@
           <w:sz w:val="36"/>
           <w:szCs w:val="36"/>
         </w:rPr>
-        <w:t>clipping</w:t>
-      </w:r>
-      <w:proofErr w:type="spellEnd"/>
-      <w:r>
-        <w:rPr>
-          <w:rFonts w:ascii="Candara Light" w:hAnsi="Candara Light"/>
-          <w:sz w:val="36"/>
-          <w:szCs w:val="36"/>
-        </w:rPr>
-        <w:t>(</w:t>
+        <w:t>clipping(</w:t>
       </w:r>
       <w:proofErr w:type="gramEnd"/>
       <w:r>
@@ -6659,7 +6548,6 @@
         </w:rPr>
         <w:t xml:space="preserve">Unit Testing Function: </w:t>
       </w:r>
-      <w:proofErr w:type="spellStart"/>
       <w:proofErr w:type="gramStart"/>
       <w:r>
         <w:rPr>
@@ -6667,16 +6555,7 @@
           <w:sz w:val="36"/>
           <w:szCs w:val="36"/>
         </w:rPr>
-        <w:t>LoadCSV</w:t>
-      </w:r>
-      <w:proofErr w:type="spellEnd"/>
-      <w:r>
-        <w:rPr>
-          <w:rFonts w:ascii="Candara Light" w:hAnsi="Candara Light"/>
-          <w:sz w:val="36"/>
-          <w:szCs w:val="36"/>
-        </w:rPr>
-        <w:t>(</w:t>
+        <w:t>LoadCSV(</w:t>
       </w:r>
       <w:proofErr w:type="gramEnd"/>
       <w:r>
@@ -7226,16 +7105,7 @@
           <w:sz w:val="36"/>
           <w:szCs w:val="36"/>
         </w:rPr>
-        <w:t xml:space="preserve">The </w:t>
-      </w:r>
-      <w:proofErr w:type="spellStart"/>
-      <w:r>
-        <w:rPr>
-          <w:rFonts w:ascii="Candara Light" w:hAnsi="Candara Light"/>
-          <w:sz w:val="36"/>
-          <w:szCs w:val="36"/>
-        </w:rPr>
-        <w:t>peak_</w:t>
+        <w:t>The peak_</w:t>
       </w:r>
       <w:proofErr w:type="gramStart"/>
       <w:r>
@@ -7244,16 +7114,7 @@
           <w:sz w:val="36"/>
           <w:szCs w:val="36"/>
         </w:rPr>
-        <w:t>peak</w:t>
-      </w:r>
-      <w:proofErr w:type="spellEnd"/>
-      <w:r>
-        <w:rPr>
-          <w:rFonts w:ascii="Candara Light" w:hAnsi="Candara Light"/>
-          <w:sz w:val="36"/>
-          <w:szCs w:val="36"/>
-        </w:rPr>
-        <w:t>(</w:t>
+        <w:t>peak(</w:t>
       </w:r>
       <w:proofErr w:type="gramEnd"/>
       <w:r>
@@ -7300,16 +7161,7 @@
           <w:sz w:val="36"/>
           <w:szCs w:val="36"/>
         </w:rPr>
-        <w:t xml:space="preserve">The </w:t>
-      </w:r>
-      <w:proofErr w:type="spellStart"/>
-      <w:r>
-        <w:rPr>
-          <w:rFonts w:ascii="Candara Light" w:hAnsi="Candara Light"/>
-          <w:sz w:val="36"/>
-          <w:szCs w:val="36"/>
-        </w:rPr>
-        <w:t>count_</w:t>
+        <w:t>The count_</w:t>
       </w:r>
       <w:proofErr w:type="gramStart"/>
       <w:r>
@@ -7318,16 +7170,7 @@
           <w:sz w:val="36"/>
           <w:szCs w:val="36"/>
         </w:rPr>
-        <w:t>clipping</w:t>
-      </w:r>
-      <w:proofErr w:type="spellEnd"/>
-      <w:r>
-        <w:rPr>
-          <w:rFonts w:ascii="Candara Light" w:hAnsi="Candara Light"/>
-          <w:sz w:val="36"/>
-          <w:szCs w:val="36"/>
-        </w:rPr>
-        <w:t>(</w:t>
+        <w:t>clipping(</w:t>
       </w:r>
       <w:proofErr w:type="gramEnd"/>
       <w:r>
@@ -7617,7 +7460,6 @@
         </w:rPr>
         <w:t xml:space="preserve">) version 1.0 and </w:t>
       </w:r>
-      <w:proofErr w:type="spellStart"/>
       <w:proofErr w:type="gramStart"/>
       <w:r>
         <w:rPr>
@@ -7625,16 +7467,7 @@
           <w:sz w:val="36"/>
           <w:szCs w:val="36"/>
         </w:rPr>
-        <w:t>LoadCSV</w:t>
-      </w:r>
-      <w:proofErr w:type="spellEnd"/>
-      <w:r>
-        <w:rPr>
-          <w:rFonts w:ascii="Candara Light" w:hAnsi="Candara Light"/>
-          <w:sz w:val="36"/>
-          <w:szCs w:val="36"/>
-        </w:rPr>
-        <w:t>(</w:t>
+        <w:t>LoadCSV(</w:t>
       </w:r>
       <w:proofErr w:type="gramEnd"/>
       <w:r>
@@ -7697,7 +7530,6 @@
         <w:br/>
         <w:t xml:space="preserve">3. Call </w:t>
       </w:r>
-      <w:proofErr w:type="spellStart"/>
       <w:proofErr w:type="gramStart"/>
       <w:r>
         <w:rPr>
@@ -7705,16 +7537,7 @@
           <w:sz w:val="36"/>
           <w:szCs w:val="36"/>
         </w:rPr>
-        <w:t>LoadCSV</w:t>
-      </w:r>
-      <w:proofErr w:type="spellEnd"/>
-      <w:r>
-        <w:rPr>
-          <w:rFonts w:ascii="Candara Light" w:hAnsi="Candara Light"/>
-          <w:sz w:val="36"/>
-          <w:szCs w:val="36"/>
-        </w:rPr>
-        <w:t>(</w:t>
+        <w:t>LoadCSV(</w:t>
       </w:r>
       <w:proofErr w:type="gramEnd"/>
       <w:r>
@@ -7769,7 +7592,6 @@
         <w:br/>
         <w:t>-</w:t>
       </w:r>
-      <w:proofErr w:type="spellStart"/>
       <w:proofErr w:type="gramStart"/>
       <w:r>
         <w:rPr>
@@ -7777,16 +7599,7 @@
           <w:sz w:val="36"/>
           <w:szCs w:val="36"/>
         </w:rPr>
-        <w:t>LoadCSV</w:t>
-      </w:r>
-      <w:proofErr w:type="spellEnd"/>
-      <w:r>
-        <w:rPr>
-          <w:rFonts w:ascii="Candara Light" w:hAnsi="Candara Light"/>
-          <w:sz w:val="36"/>
-          <w:szCs w:val="36"/>
-        </w:rPr>
-        <w:t>(</w:t>
+        <w:t>LoadCSV(</w:t>
       </w:r>
       <w:proofErr w:type="gramEnd"/>
       <w:r>
@@ -7874,7 +7687,6 @@
         <w:br/>
         <w:t>-</w:t>
       </w:r>
-      <w:proofErr w:type="spellStart"/>
       <w:proofErr w:type="gramStart"/>
       <w:r>
         <w:rPr>
@@ -7882,16 +7694,7 @@
           <w:sz w:val="36"/>
           <w:szCs w:val="36"/>
         </w:rPr>
-        <w:t>LoadCSV</w:t>
-      </w:r>
-      <w:proofErr w:type="spellEnd"/>
-      <w:r>
-        <w:rPr>
-          <w:rFonts w:ascii="Candara Light" w:hAnsi="Candara Light"/>
-          <w:sz w:val="36"/>
-          <w:szCs w:val="36"/>
-        </w:rPr>
-        <w:t>(</w:t>
+        <w:t>LoadCSV(</w:t>
       </w:r>
       <w:proofErr w:type="gramEnd"/>
       <w:r>
@@ -7902,7 +7705,6 @@
         </w:rPr>
         <w:t xml:space="preserve">) version 1.0 and </w:t>
       </w:r>
-      <w:proofErr w:type="spellStart"/>
       <w:proofErr w:type="gramStart"/>
       <w:r>
         <w:rPr>
@@ -7910,16 +7712,7 @@
           <w:sz w:val="36"/>
           <w:szCs w:val="36"/>
         </w:rPr>
-        <w:t>WriteReport</w:t>
-      </w:r>
-      <w:proofErr w:type="spellEnd"/>
-      <w:r>
-        <w:rPr>
-          <w:rFonts w:ascii="Candara Light" w:hAnsi="Candara Light"/>
-          <w:sz w:val="36"/>
-          <w:szCs w:val="36"/>
-        </w:rPr>
-        <w:t>(</w:t>
+        <w:t>WriteReport(</w:t>
       </w:r>
       <w:proofErr w:type="gramEnd"/>
       <w:r>
@@ -7956,7 +7749,6 @@
         <w:br/>
         <w:t xml:space="preserve">1. Load the CSV file using </w:t>
       </w:r>
-      <w:proofErr w:type="spellStart"/>
       <w:proofErr w:type="gramStart"/>
       <w:r>
         <w:rPr>
@@ -7964,16 +7756,7 @@
           <w:sz w:val="36"/>
           <w:szCs w:val="36"/>
         </w:rPr>
-        <w:t>LoadCSV</w:t>
-      </w:r>
-      <w:proofErr w:type="spellEnd"/>
-      <w:r>
-        <w:rPr>
-          <w:rFonts w:ascii="Candara Light" w:hAnsi="Candara Light"/>
-          <w:sz w:val="36"/>
-          <w:szCs w:val="36"/>
-        </w:rPr>
-        <w:t>(</w:t>
+        <w:t>LoadCSV(</w:t>
       </w:r>
       <w:proofErr w:type="gramEnd"/>
       <w:r>
@@ -7993,7 +7776,6 @@
         <w:br/>
         <w:t xml:space="preserve">2. Pass the loaded Dataset array into </w:t>
       </w:r>
-      <w:proofErr w:type="spellStart"/>
       <w:proofErr w:type="gramStart"/>
       <w:r>
         <w:rPr>
@@ -8001,16 +7783,7 @@
           <w:sz w:val="36"/>
           <w:szCs w:val="36"/>
         </w:rPr>
-        <w:t>WriteReport</w:t>
-      </w:r>
-      <w:proofErr w:type="spellEnd"/>
-      <w:r>
-        <w:rPr>
-          <w:rFonts w:ascii="Candara Light" w:hAnsi="Candara Light"/>
-          <w:sz w:val="36"/>
-          <w:szCs w:val="36"/>
-        </w:rPr>
-        <w:t>(</w:t>
+        <w:t>WriteReport(</w:t>
       </w:r>
       <w:proofErr w:type="gramEnd"/>
       <w:r>
@@ -8157,97 +7930,7 @@
           <w:szCs w:val="36"/>
         </w:rPr>
         <w:br/>
-        <w:t>-</w:t>
-      </w:r>
-      <w:proofErr w:type="spellStart"/>
-      <w:r>
-        <w:rPr>
-          <w:rFonts w:ascii="Candara Light" w:hAnsi="Candara Light"/>
-          <w:sz w:val="36"/>
-          <w:szCs w:val="36"/>
-        </w:rPr>
-        <w:t>WriteReport</w:t>
-      </w:r>
-      <w:proofErr w:type="spellEnd"/>
-      <w:r>
-        <w:rPr>
-          <w:rFonts w:ascii="Candara Light" w:hAnsi="Candara Light"/>
-          <w:sz w:val="36"/>
-          <w:szCs w:val="36"/>
-        </w:rPr>
-        <w:t xml:space="preserve">() version 1.0, </w:t>
-      </w:r>
-      <w:proofErr w:type="spellStart"/>
-      <w:r>
-        <w:rPr>
-          <w:rFonts w:ascii="Candara Light" w:hAnsi="Candara Light"/>
-          <w:sz w:val="36"/>
-          <w:szCs w:val="36"/>
-        </w:rPr>
-        <w:t>calculateRMS</w:t>
-      </w:r>
-      <w:proofErr w:type="spellEnd"/>
-      <w:r>
-        <w:rPr>
-          <w:rFonts w:ascii="Candara Light" w:hAnsi="Candara Light"/>
-          <w:sz w:val="36"/>
-          <w:szCs w:val="36"/>
-        </w:rPr>
-        <w:t xml:space="preserve">() version 1.0, </w:t>
-      </w:r>
-      <w:proofErr w:type="spellStart"/>
-      <w:r>
-        <w:rPr>
-          <w:rFonts w:ascii="Candara Light" w:hAnsi="Candara Light"/>
-          <w:sz w:val="36"/>
-          <w:szCs w:val="36"/>
-        </w:rPr>
-        <w:t>calculateMean</w:t>
-      </w:r>
-      <w:proofErr w:type="spellEnd"/>
-      <w:r>
-        <w:rPr>
-          <w:rFonts w:ascii="Candara Light" w:hAnsi="Candara Light"/>
-          <w:sz w:val="36"/>
-          <w:szCs w:val="36"/>
-        </w:rPr>
-        <w:t xml:space="preserve">() version 1.0, </w:t>
-      </w:r>
-      <w:proofErr w:type="spellStart"/>
-      <w:r>
-        <w:rPr>
-          <w:rFonts w:ascii="Candara Light" w:hAnsi="Candara Light"/>
-          <w:sz w:val="36"/>
-          <w:szCs w:val="36"/>
-        </w:rPr>
-        <w:t>peak_peak</w:t>
-      </w:r>
-      <w:proofErr w:type="spellEnd"/>
-      <w:r>
-        <w:rPr>
-          <w:rFonts w:ascii="Candara Light" w:hAnsi="Candara Light"/>
-          <w:sz w:val="36"/>
-          <w:szCs w:val="36"/>
-        </w:rPr>
-        <w:t xml:space="preserve">() version 1.0, and </w:t>
-      </w:r>
-      <w:proofErr w:type="spellStart"/>
-      <w:r>
-        <w:rPr>
-          <w:rFonts w:ascii="Candara Light" w:hAnsi="Candara Light"/>
-          <w:sz w:val="36"/>
-          <w:szCs w:val="36"/>
-        </w:rPr>
-        <w:t>count_clipping</w:t>
-      </w:r>
-      <w:proofErr w:type="spellEnd"/>
-      <w:r>
-        <w:rPr>
-          <w:rFonts w:ascii="Candara Light" w:hAnsi="Candara Light"/>
-          <w:sz w:val="36"/>
-          <w:szCs w:val="36"/>
-        </w:rPr>
-        <w:t>() version 1.0</w:t>
+        <w:t>-WriteReport() version 1.0, calculateRMS() version 1.0, calculateMean() version 1.0, peak_peak() version 1.0, and count_clipping() version 1.0</w:t>
       </w:r>
       <w:r>
         <w:rPr>
@@ -8438,43 +8121,7 @@
           <w:szCs w:val="36"/>
         </w:rPr>
         <w:lastRenderedPageBreak/>
-        <w:t xml:space="preserve">-main() version 1.0, </w:t>
-      </w:r>
-      <w:proofErr w:type="spellStart"/>
-      <w:r>
-        <w:rPr>
-          <w:rFonts w:ascii="Candara Light" w:hAnsi="Candara Light"/>
-          <w:sz w:val="36"/>
-          <w:szCs w:val="36"/>
-        </w:rPr>
-        <w:t>LoadCSV</w:t>
-      </w:r>
-      <w:proofErr w:type="spellEnd"/>
-      <w:r>
-        <w:rPr>
-          <w:rFonts w:ascii="Candara Light" w:hAnsi="Candara Light"/>
-          <w:sz w:val="36"/>
-          <w:szCs w:val="36"/>
-        </w:rPr>
-        <w:t xml:space="preserve">() version 1.0, </w:t>
-      </w:r>
-      <w:proofErr w:type="spellStart"/>
-      <w:r>
-        <w:rPr>
-          <w:rFonts w:ascii="Candara Light" w:hAnsi="Candara Light"/>
-          <w:sz w:val="36"/>
-          <w:szCs w:val="36"/>
-        </w:rPr>
-        <w:t>WriteReport</w:t>
-      </w:r>
-      <w:proofErr w:type="spellEnd"/>
-      <w:r>
-        <w:rPr>
-          <w:rFonts w:ascii="Candara Light" w:hAnsi="Candara Light"/>
-          <w:sz w:val="36"/>
-          <w:szCs w:val="36"/>
-        </w:rPr>
-        <w:t>() version 1.0, and all waveform analysis functions version 1.0</w:t>
+        <w:t>-main() version 1.0, LoadCSV() version 1.0, WriteReport() version 1.0, and all waveform analysis functions version 1.0</w:t>
       </w:r>
       <w:r>
         <w:rPr>
@@ -8648,43 +8295,7 @@
           <w:szCs w:val="36"/>
         </w:rPr>
         <w:br/>
-        <w:t xml:space="preserve">-The system correctly integrates main(), </w:t>
-      </w:r>
-      <w:proofErr w:type="spellStart"/>
-      <w:r>
-        <w:rPr>
-          <w:rFonts w:ascii="Candara Light" w:hAnsi="Candara Light"/>
-          <w:sz w:val="36"/>
-          <w:szCs w:val="36"/>
-        </w:rPr>
-        <w:t>LoadCSV</w:t>
-      </w:r>
-      <w:proofErr w:type="spellEnd"/>
-      <w:r>
-        <w:rPr>
-          <w:rFonts w:ascii="Candara Light" w:hAnsi="Candara Light"/>
-          <w:sz w:val="36"/>
-          <w:szCs w:val="36"/>
-        </w:rPr>
-        <w:t xml:space="preserve">(), </w:t>
-      </w:r>
-      <w:proofErr w:type="spellStart"/>
-      <w:r>
-        <w:rPr>
-          <w:rFonts w:ascii="Candara Light" w:hAnsi="Candara Light"/>
-          <w:sz w:val="36"/>
-          <w:szCs w:val="36"/>
-        </w:rPr>
-        <w:t>WriteReport</w:t>
-      </w:r>
-      <w:proofErr w:type="spellEnd"/>
-      <w:r>
-        <w:rPr>
-          <w:rFonts w:ascii="Candara Light" w:hAnsi="Candara Light"/>
-          <w:sz w:val="36"/>
-          <w:szCs w:val="36"/>
-        </w:rPr>
-        <w:t>(), and the waveform analysis functions.</w:t>
+        <w:t>-The system correctly integrates main(), LoadCSV(), WriteReport(), and the waveform analysis functions.</w:t>
       </w:r>
       <w:r>
         <w:rPr>
@@ -8726,25 +8337,7 @@
           <w:szCs w:val="36"/>
         </w:rPr>
         <w:lastRenderedPageBreak/>
-        <w:t xml:space="preserve">-The waveform functions correctly worked together with </w:t>
-      </w:r>
-      <w:proofErr w:type="spellStart"/>
-      <w:r>
-        <w:rPr>
-          <w:rFonts w:ascii="Candara Light" w:hAnsi="Candara Light"/>
-          <w:sz w:val="36"/>
-          <w:szCs w:val="36"/>
-        </w:rPr>
-        <w:t>WriteReport</w:t>
-      </w:r>
-      <w:proofErr w:type="spellEnd"/>
-      <w:r>
-        <w:rPr>
-          <w:rFonts w:ascii="Candara Light" w:hAnsi="Candara Light"/>
-          <w:sz w:val="36"/>
-          <w:szCs w:val="36"/>
-        </w:rPr>
-        <w:t>() to produce RMS voltage, DC offset, peak voltage, peak-to-peak voltage, and clipping results.</w:t>
+        <w:t>-The waveform functions correctly worked together with WriteReport() to produce RMS voltage, DC offset, peak voltage, peak-to-peak voltage, and clipping results.</w:t>
       </w:r>
       <w:r>
         <w:rPr>
@@ -11159,25 +10752,7 @@
           <w:sz w:val="36"/>
           <w:szCs w:val="36"/>
         </w:rPr>
-        <w:t xml:space="preserve">Version control was enabled using the built-in Git tools inside </w:t>
-      </w:r>
-      <w:proofErr w:type="spellStart"/>
-      <w:r>
-        <w:rPr>
-          <w:rFonts w:ascii="Candara Light" w:hAnsi="Candara Light"/>
-          <w:sz w:val="36"/>
-          <w:szCs w:val="36"/>
-        </w:rPr>
-        <w:t>CLion</w:t>
-      </w:r>
-      <w:proofErr w:type="spellEnd"/>
-      <w:r>
-        <w:rPr>
-          <w:rFonts w:ascii="Candara Light" w:hAnsi="Candara Light"/>
-          <w:sz w:val="36"/>
-          <w:szCs w:val="36"/>
-        </w:rPr>
-        <w:t>.</w:t>
+        <w:t>Version control was enabled using the built-in Git tools inside CLion.</w:t>
       </w:r>
     </w:p>
     <w:p>
@@ -11267,25 +10842,7 @@
           <w:sz w:val="36"/>
           <w:szCs w:val="36"/>
         </w:rPr>
-        <w:t xml:space="preserve">Inside </w:t>
-      </w:r>
-      <w:proofErr w:type="spellStart"/>
-      <w:r>
-        <w:rPr>
-          <w:rFonts w:ascii="Candara Light" w:hAnsi="Candara Light"/>
-          <w:sz w:val="36"/>
-          <w:szCs w:val="36"/>
-        </w:rPr>
-        <w:t>CLion</w:t>
-      </w:r>
-      <w:proofErr w:type="spellEnd"/>
-      <w:r>
-        <w:rPr>
-          <w:rFonts w:ascii="Candara Light" w:hAnsi="Candara Light"/>
-          <w:sz w:val="36"/>
-          <w:szCs w:val="36"/>
-        </w:rPr>
-        <w:t>, Version Control was enabled by selecting:</w:t>
+        <w:t>Inside CLion, Version Control was enabled by selecting:</w:t>
       </w:r>
     </w:p>
     <w:p>
@@ -11391,25 +10948,7 @@
           <w:sz w:val="36"/>
           <w:szCs w:val="36"/>
         </w:rPr>
-        <w:t xml:space="preserve">Initially, Git was not installed on the computer, so </w:t>
-      </w:r>
-      <w:proofErr w:type="spellStart"/>
-      <w:r>
-        <w:rPr>
-          <w:rFonts w:ascii="Candara Light" w:hAnsi="Candara Light"/>
-          <w:sz w:val="36"/>
-          <w:szCs w:val="36"/>
-        </w:rPr>
-        <w:t>CLion</w:t>
-      </w:r>
-      <w:proofErr w:type="spellEnd"/>
-      <w:r>
-        <w:rPr>
-          <w:rFonts w:ascii="Candara Light" w:hAnsi="Candara Light"/>
-          <w:sz w:val="36"/>
-          <w:szCs w:val="36"/>
-        </w:rPr>
-        <w:t xml:space="preserve"> prompted for Git installation. After installing Git successfully, version control integration was enabled.</w:t>
+        <w:t>Initially, Git was not installed on the computer, so CLion prompted for Git installation. After installing Git successfully, version control integration was enabled.</w:t>
       </w:r>
     </w:p>
     <w:p>
@@ -11469,25 +11008,7 @@
           <w:sz w:val="36"/>
           <w:szCs w:val="36"/>
         </w:rPr>
-        <w:t xml:space="preserve">The Git menu then became available inside </w:t>
-      </w:r>
-      <w:proofErr w:type="spellStart"/>
-      <w:r>
-        <w:rPr>
-          <w:rFonts w:ascii="Candara Light" w:hAnsi="Candara Light"/>
-          <w:sz w:val="36"/>
-          <w:szCs w:val="36"/>
-        </w:rPr>
-        <w:t>CLion</w:t>
-      </w:r>
-      <w:proofErr w:type="spellEnd"/>
-      <w:r>
-        <w:rPr>
-          <w:rFonts w:ascii="Candara Light" w:hAnsi="Candara Light"/>
-          <w:sz w:val="36"/>
-          <w:szCs w:val="36"/>
-        </w:rPr>
-        <w:t>.</w:t>
+        <w:t>The Git menu then became available inside CLion.</w:t>
       </w:r>
     </w:p>
     <w:p>
@@ -11792,23 +11313,13 @@
           <w:szCs w:val="36"/>
         </w:rPr>
       </w:pPr>
-      <w:proofErr w:type="spellStart"/>
-      <w:r>
-        <w:rPr>
-          <w:rFonts w:ascii="Candara Light" w:hAnsi="Candara Light"/>
-          <w:sz w:val="36"/>
-          <w:szCs w:val="36"/>
-        </w:rPr>
-        <w:t>CLion</w:t>
-      </w:r>
-      <w:proofErr w:type="spellEnd"/>
-      <w:r>
-        <w:rPr>
-          <w:rFonts w:ascii="Candara Light" w:hAnsi="Candara Light"/>
-          <w:sz w:val="36"/>
-          <w:szCs w:val="36"/>
-        </w:rPr>
-        <w:t xml:space="preserve"> then requested:</w:t>
+      <w:r>
+        <w:rPr>
+          <w:rFonts w:ascii="Candara Light" w:hAnsi="Candara Light"/>
+          <w:sz w:val="36"/>
+          <w:szCs w:val="36"/>
+        </w:rPr>
+        <w:t>CLion then requested:</w:t>
       </w:r>
     </w:p>
     <w:p>
@@ -12539,18 +12050,8 @@
           <w:szCs w:val="36"/>
         </w:rPr>
         <w:br/>
-        <w:t xml:space="preserve">- </w:t>
-      </w:r>
-      <w:proofErr w:type="spellStart"/>
-      <w:r>
-        <w:rPr>
-          <w:rFonts w:ascii="Candara Light" w:hAnsi="Candara Light"/>
-          <w:sz w:val="36"/>
-          <w:szCs w:val="36"/>
-        </w:rPr>
-        <w:t>waveform.c</w:t>
-      </w:r>
-      <w:proofErr w:type="spellEnd"/>
+        <w:t>- waveform.c</w:t>
+      </w:r>
       <w:r>
         <w:rPr>
           <w:rFonts w:ascii="Candara Light" w:hAnsi="Candara Light"/>
@@ -12761,7 +12262,6 @@
         </w:rPr>
         <w:t xml:space="preserve">MAX_SAMPLES * </w:t>
       </w:r>
-      <w:proofErr w:type="spellStart"/>
       <w:proofErr w:type="gramStart"/>
       <w:r>
         <w:rPr>
@@ -12769,16 +12269,7 @@
           <w:sz w:val="36"/>
           <w:szCs w:val="36"/>
         </w:rPr>
-        <w:t>sizeof</w:t>
-      </w:r>
-      <w:proofErr w:type="spellEnd"/>
-      <w:r>
-        <w:rPr>
-          <w:rFonts w:ascii="Candara Light" w:hAnsi="Candara Light"/>
-          <w:sz w:val="36"/>
-          <w:szCs w:val="36"/>
-        </w:rPr>
-        <w:t>(</w:t>
+        <w:t>sizeof(</w:t>
       </w:r>
       <w:proofErr w:type="gramEnd"/>
       <w:r>
@@ -12893,16 +12384,7 @@
           <w:sz w:val="36"/>
           <w:szCs w:val="36"/>
         </w:rPr>
-        <w:t xml:space="preserve">- Returning multiple values in </w:t>
-      </w:r>
-      <w:proofErr w:type="spellStart"/>
-      <w:r>
-        <w:rPr>
-          <w:rFonts w:ascii="Candara Light" w:hAnsi="Candara Light"/>
-          <w:sz w:val="36"/>
-          <w:szCs w:val="36"/>
-        </w:rPr>
-        <w:t>peak_</w:t>
+        <w:t>- Returning multiple values in peak_</w:t>
       </w:r>
       <w:proofErr w:type="gramStart"/>
       <w:r>
@@ -12911,16 +12393,7 @@
           <w:sz w:val="36"/>
           <w:szCs w:val="36"/>
         </w:rPr>
-        <w:t>peak</w:t>
-      </w:r>
-      <w:proofErr w:type="spellEnd"/>
-      <w:r>
-        <w:rPr>
-          <w:rFonts w:ascii="Candara Light" w:hAnsi="Candara Light"/>
-          <w:sz w:val="36"/>
-          <w:szCs w:val="36"/>
-        </w:rPr>
-        <w:t>(</w:t>
+        <w:t>peak(</w:t>
       </w:r>
       <w:proofErr w:type="gramEnd"/>
       <w:r>
@@ -13443,23 +12916,13 @@
         </w:rPr>
         <w:t>-</w:t>
       </w:r>
-      <w:proofErr w:type="spellStart"/>
-      <w:r>
-        <w:rPr>
-          <w:rFonts w:ascii="Candara Light" w:hAnsi="Candara Light"/>
-          <w:sz w:val="36"/>
-          <w:szCs w:val="36"/>
-        </w:rPr>
-        <w:t>CLion</w:t>
-      </w:r>
-      <w:proofErr w:type="spellEnd"/>
-      <w:r>
-        <w:rPr>
-          <w:rFonts w:ascii="Candara Light" w:hAnsi="Candara Light"/>
-          <w:sz w:val="36"/>
-          <w:szCs w:val="36"/>
-        </w:rPr>
-        <w:t xml:space="preserve"> was using the wrong working directory.</w:t>
+      <w:r>
+        <w:rPr>
+          <w:rFonts w:ascii="Candara Light" w:hAnsi="Candara Light"/>
+          <w:sz w:val="36"/>
+          <w:szCs w:val="36"/>
+        </w:rPr>
+        <w:t>CLion was using the wrong working directory.</w:t>
       </w:r>
     </w:p>
     <w:p>
@@ -13516,25 +12979,7 @@
           <w:sz w:val="36"/>
           <w:szCs w:val="36"/>
         </w:rPr>
-        <w:t xml:space="preserve">The CSV file was moved into the correct directory and the </w:t>
-      </w:r>
-      <w:proofErr w:type="spellStart"/>
-      <w:r>
-        <w:rPr>
-          <w:rFonts w:ascii="Candara Light" w:hAnsi="Candara Light"/>
-          <w:sz w:val="36"/>
-          <w:szCs w:val="36"/>
-        </w:rPr>
-        <w:t>CLion</w:t>
-      </w:r>
-      <w:proofErr w:type="spellEnd"/>
-      <w:r>
-        <w:rPr>
-          <w:rFonts w:ascii="Candara Light" w:hAnsi="Candara Light"/>
-          <w:sz w:val="36"/>
-          <w:szCs w:val="36"/>
-        </w:rPr>
-        <w:t xml:space="preserve"> working directory was corrected.</w:t>
+        <w:t>The CSV file was moved into the correct directory and the CLion working directory was corrected.</w:t>
       </w:r>
     </w:p>
     <w:p>
@@ -13739,43 +13184,7 @@
           <w:szCs w:val="36"/>
         </w:rPr>
         <w:lastRenderedPageBreak/>
-        <w:t>sum += values[</w:t>
-      </w:r>
-      <w:proofErr w:type="spellStart"/>
-      <w:r>
-        <w:rPr>
-          <w:rFonts w:ascii="Candara Light" w:hAnsi="Candara Light"/>
-          <w:sz w:val="36"/>
-          <w:szCs w:val="36"/>
-        </w:rPr>
-        <w:t>i</w:t>
-      </w:r>
-      <w:proofErr w:type="spellEnd"/>
-      <w:r>
-        <w:rPr>
-          <w:rFonts w:ascii="Candara Light" w:hAnsi="Candara Light"/>
-          <w:sz w:val="36"/>
-          <w:szCs w:val="36"/>
-        </w:rPr>
-        <w:t>] * values[</w:t>
-      </w:r>
-      <w:proofErr w:type="spellStart"/>
-      <w:r>
-        <w:rPr>
-          <w:rFonts w:ascii="Candara Light" w:hAnsi="Candara Light"/>
-          <w:sz w:val="36"/>
-          <w:szCs w:val="36"/>
-        </w:rPr>
-        <w:t>i</w:t>
-      </w:r>
-      <w:proofErr w:type="spellEnd"/>
-      <w:r>
-        <w:rPr>
-          <w:rFonts w:ascii="Candara Light" w:hAnsi="Candara Light"/>
-          <w:sz w:val="36"/>
-          <w:szCs w:val="36"/>
-        </w:rPr>
-        <w:t>];</w:t>
+        <w:t>sum += values[i] * values[i];</w:t>
       </w:r>
     </w:p>
     <w:p>
@@ -13824,25 +13233,7 @@
           <w:sz w:val="36"/>
           <w:szCs w:val="36"/>
         </w:rPr>
-        <w:t>sum += values[</w:t>
-      </w:r>
-      <w:proofErr w:type="spellStart"/>
-      <w:r>
-        <w:rPr>
-          <w:rFonts w:ascii="Candara Light" w:hAnsi="Candara Light"/>
-          <w:sz w:val="36"/>
-          <w:szCs w:val="36"/>
-        </w:rPr>
-        <w:t>i</w:t>
-      </w:r>
-      <w:proofErr w:type="spellEnd"/>
-      <w:r>
-        <w:rPr>
-          <w:rFonts w:ascii="Candara Light" w:hAnsi="Candara Light"/>
-          <w:sz w:val="36"/>
-          <w:szCs w:val="36"/>
-        </w:rPr>
-        <w:t>];</w:t>
+        <w:t>sum += values[i];</w:t>
       </w:r>
     </w:p>
     <w:p>
@@ -14021,7 +13412,6 @@
         </w:rPr>
         <w:t>-</w:t>
       </w:r>
-      <w:proofErr w:type="spellStart"/>
       <w:proofErr w:type="gramStart"/>
       <w:r>
         <w:rPr>
@@ -14029,16 +13419,7 @@
           <w:sz w:val="36"/>
           <w:szCs w:val="36"/>
         </w:rPr>
-        <w:t>fprintf</w:t>
-      </w:r>
-      <w:proofErr w:type="spellEnd"/>
-      <w:r>
-        <w:rPr>
-          <w:rFonts w:ascii="Candara Light" w:hAnsi="Candara Light"/>
-          <w:sz w:val="36"/>
-          <w:szCs w:val="36"/>
-        </w:rPr>
-        <w:t>(</w:t>
+        <w:t>fprintf(</w:t>
       </w:r>
       <w:proofErr w:type="gramEnd"/>
       <w:r>
@@ -14177,25 +13558,7 @@
           <w:szCs w:val="36"/>
         </w:rPr>
         <w:br/>
-        <w:t xml:space="preserve">Kernighan, B.W. and Ritchie, D.M. (1988) The C Programming Language. 2nd </w:t>
-      </w:r>
-      <w:proofErr w:type="spellStart"/>
-      <w:r>
-        <w:rPr>
-          <w:rFonts w:ascii="Candara Light" w:hAnsi="Candara Light"/>
-          <w:sz w:val="36"/>
-          <w:szCs w:val="36"/>
-        </w:rPr>
-        <w:t>edn</w:t>
-      </w:r>
-      <w:proofErr w:type="spellEnd"/>
-      <w:r>
-        <w:rPr>
-          <w:rFonts w:ascii="Candara Light" w:hAnsi="Candara Light"/>
-          <w:sz w:val="36"/>
-          <w:szCs w:val="36"/>
-        </w:rPr>
-        <w:t>. Prentice Hall.</w:t>
+        <w:t>Kernighan, B.W. and Ritchie, D.M. (1988) The C Programming Language. 2nd edn. Prentice Hall.</w:t>
       </w:r>
       <w:r>
         <w:rPr>
@@ -14229,25 +13592,7 @@
           <w:szCs w:val="36"/>
         </w:rPr>
         <w:br/>
-        <w:t xml:space="preserve">Chacon, S. and Straub, B. (2014) Pro Git. </w:t>
-      </w:r>
-      <w:proofErr w:type="spellStart"/>
-      <w:r>
-        <w:rPr>
-          <w:rFonts w:ascii="Candara Light" w:hAnsi="Candara Light"/>
-          <w:sz w:val="36"/>
-          <w:szCs w:val="36"/>
-        </w:rPr>
-        <w:t>Apress</w:t>
-      </w:r>
-      <w:proofErr w:type="spellEnd"/>
-      <w:r>
-        <w:rPr>
-          <w:rFonts w:ascii="Candara Light" w:hAnsi="Candara Light"/>
-          <w:sz w:val="36"/>
-          <w:szCs w:val="36"/>
-        </w:rPr>
-        <w:t>.</w:t>
+        <w:t>Chacon, S. and Straub, B. (2014) Pro Git. Apress.</w:t>
       </w:r>
       <w:r>
         <w:rPr>
@@ -14315,25 +13660,7 @@
           <w:szCs w:val="36"/>
         </w:rPr>
         <w:br/>
-        <w:t xml:space="preserve">Kaner, C., Falk, J. and Nguyen, H. (1999) Testing Computer Software. 2nd </w:t>
-      </w:r>
-      <w:proofErr w:type="spellStart"/>
-      <w:r>
-        <w:rPr>
-          <w:rFonts w:ascii="Candara Light" w:hAnsi="Candara Light"/>
-          <w:sz w:val="36"/>
-          <w:szCs w:val="36"/>
-        </w:rPr>
-        <w:t>edn</w:t>
-      </w:r>
-      <w:proofErr w:type="spellEnd"/>
-      <w:r>
-        <w:rPr>
-          <w:rFonts w:ascii="Candara Light" w:hAnsi="Candara Light"/>
-          <w:sz w:val="36"/>
-          <w:szCs w:val="36"/>
-        </w:rPr>
-        <w:t>. Wiley.</w:t>
+        <w:t>Kaner, C., Falk, J. and Nguyen, H. (1999) Testing Computer Software. 2nd edn. Wiley.</w:t>
       </w:r>
       <w:r>
         <w:rPr>
@@ -15407,6 +14734,7 @@
   <w:style w:type="character" w:default="1" w:styleId="DefaultParagraphFont">
     <w:name w:val="Default Paragraph Font"/>
     <w:uiPriority w:val="1"/>
+    <w:semiHidden/>
     <w:unhideWhenUsed/>
   </w:style>
   <w:style w:type="table" w:default="1" w:styleId="TableNormal">
